--- a/Laptops/2- Electronics Components.docx
+++ b/Laptops/2- Electronics Components.docx
@@ -1,6 +1,6 @@
 
 <file path=word/document.xml><?xml version="1.0" encoding="utf-8"?>
-<w:document xmlns:wpc="http://schemas.microsoft.com/office/word/2010/wordprocessingCanvas" xmlns:cx="http://schemas.microsoft.com/office/drawing/2014/chartex" xmlns:cx1="http://schemas.microsoft.com/office/drawing/2015/9/8/chartex" xmlns:cx2="http://schemas.microsoft.com/office/drawing/2015/10/21/chartex" xmlns:cx3="http://schemas.microsoft.com/office/drawing/2016/5/9/chartex" xmlns:cx4="http://schemas.microsoft.com/office/drawing/2016/5/10/chartex" xmlns:cx5="http://schemas.microsoft.com/office/drawing/2016/5/11/chartex" xmlns:cx6="http://schemas.microsoft.com/office/drawing/2016/5/12/chartex" xmlns:cx7="http://schemas.microsoft.com/office/drawing/2016/5/13/chartex" xmlns:cx8="http://schemas.microsoft.com/office/drawing/2016/5/14/chartex" xmlns:mc="http://schemas.openxmlformats.org/markup-compatibility/2006" xmlns:aink="http://schemas.microsoft.com/office/drawing/2016/ink" xmlns:am3d="http://schemas.microsoft.com/office/drawing/2017/model3d" xmlns:o="urn:schemas-microsoft-com:office:office" xmlns:r="http://schemas.openxmlformats.org/officeDocument/2006/relationships" xmlns:m="http://schemas.openxmlformats.org/officeDocument/2006/math" xmlns:v="urn:schemas-microsoft-com:vml" xmlns:wp14="http://schemas.microsoft.com/office/word/2010/wordprocessingDrawing" xmlns:wp="http://schemas.openxmlformats.org/drawingml/2006/wordprocessingDrawing" xmlns:w10="urn:schemas-microsoft-com:office:word" xmlns:w="http://schemas.openxmlformats.org/wordprocessingml/2006/main" xmlns:w14="http://schemas.microsoft.com/office/word/2010/wordml" xmlns:w15="http://schemas.microsoft.com/office/word/2012/wordml" xmlns:w16cex="http://schemas.microsoft.com/office/word/2018/wordml/cex" xmlns:w16cid="http://schemas.microsoft.com/office/word/2016/wordml/cid" xmlns:w16="http://schemas.microsoft.com/office/word/2018/wordml" xmlns:w16sdtdh="http://schemas.microsoft.com/office/word/2020/wordml/sdtdatahash" xmlns:w16se="http://schemas.microsoft.com/office/word/2015/wordml/symex" xmlns:wpg="http://schemas.microsoft.com/office/word/2010/wordprocessingGroup" xmlns:wpi="http://schemas.microsoft.com/office/word/2010/wordprocessingInk" xmlns:wne="http://schemas.microsoft.com/office/word/2006/wordml" xmlns:wps="http://schemas.microsoft.com/office/word/2010/wordprocessingShape" mc:Ignorable="w14 w15 w16se w16cid w16 w16cex w16sdtdh wp14">
+<w:document xmlns:wpc="http://schemas.microsoft.com/office/word/2010/wordprocessingCanvas" xmlns:cx="http://schemas.microsoft.com/office/drawing/2014/chartex" xmlns:cx1="http://schemas.microsoft.com/office/drawing/2015/9/8/chartex" xmlns:cx2="http://schemas.microsoft.com/office/drawing/2015/10/21/chartex" xmlns:cx3="http://schemas.microsoft.com/office/drawing/2016/5/9/chartex" xmlns:cx4="http://schemas.microsoft.com/office/drawing/2016/5/10/chartex" xmlns:cx5="http://schemas.microsoft.com/office/drawing/2016/5/11/chartex" xmlns:cx6="http://schemas.microsoft.com/office/drawing/2016/5/12/chartex" xmlns:cx7="http://schemas.microsoft.com/office/drawing/2016/5/13/chartex" xmlns:cx8="http://schemas.microsoft.com/office/drawing/2016/5/14/chartex" xmlns:mc="http://schemas.openxmlformats.org/markup-compatibility/2006" xmlns:aink="http://schemas.microsoft.com/office/drawing/2016/ink" xmlns:am3d="http://schemas.microsoft.com/office/drawing/2017/model3d" xmlns:o="urn:schemas-microsoft-com:office:office" xmlns:oel="http://schemas.microsoft.com/office/2019/extlst" xmlns:r="http://schemas.openxmlformats.org/officeDocument/2006/relationships" xmlns:m="http://schemas.openxmlformats.org/officeDocument/2006/math" xmlns:v="urn:schemas-microsoft-com:vml" xmlns:wp14="http://schemas.microsoft.com/office/word/2010/wordprocessingDrawing" xmlns:wp="http://schemas.openxmlformats.org/drawingml/2006/wordprocessingDrawing" xmlns:w10="urn:schemas-microsoft-com:office:word" xmlns:w="http://schemas.openxmlformats.org/wordprocessingml/2006/main" xmlns:w14="http://schemas.microsoft.com/office/word/2010/wordml" xmlns:w15="http://schemas.microsoft.com/office/word/2012/wordml" xmlns:w16cex="http://schemas.microsoft.com/office/word/2018/wordml/cex" xmlns:w16cid="http://schemas.microsoft.com/office/word/2016/wordml/cid" xmlns:w16="http://schemas.microsoft.com/office/word/2018/wordml" xmlns:w16sdtdh="http://schemas.microsoft.com/office/word/2020/wordml/sdtdatahash" xmlns:w16se="http://schemas.microsoft.com/office/word/2015/wordml/symex" xmlns:wpg="http://schemas.microsoft.com/office/word/2010/wordprocessingGroup" xmlns:wpi="http://schemas.microsoft.com/office/word/2010/wordprocessingInk" xmlns:wne="http://schemas.microsoft.com/office/word/2006/wordml" xmlns:wps="http://schemas.microsoft.com/office/word/2010/wordprocessingShape" mc:Ignorable="w14 w15 w16se w16cid w16 w16cex w16sdtdh wp14">
   <w:body>
     <w:p>
       <w:pPr>
@@ -30,11 +30,13 @@
         <w:spacing w:line="360" w:lineRule="auto"/>
         <w:rPr>
           <w:rFonts w:ascii="Georgia" w:hAnsi="Georgia"/>
+          <w:highlight w:val="yellow"/>
         </w:rPr>
       </w:pPr>
       <w:r>
         <w:rPr>
           <w:rFonts w:ascii="Georgia" w:hAnsi="Georgia"/>
+          <w:highlight w:val="yellow"/>
         </w:rPr>
         <w:t>Resister</w:t>
       </w:r>
@@ -49,11 +51,13 @@
         <w:spacing w:line="360" w:lineRule="auto"/>
         <w:rPr>
           <w:rFonts w:ascii="Georgia" w:hAnsi="Georgia"/>
+          <w:highlight w:val="yellow"/>
         </w:rPr>
       </w:pPr>
       <w:r>
         <w:rPr>
           <w:rFonts w:ascii="Georgia" w:hAnsi="Georgia"/>
+          <w:highlight w:val="yellow"/>
         </w:rPr>
         <w:t>Capacitor</w:t>
       </w:r>
@@ -68,11 +72,13 @@
         <w:spacing w:line="360" w:lineRule="auto"/>
         <w:rPr>
           <w:rFonts w:ascii="Georgia" w:hAnsi="Georgia"/>
+          <w:highlight w:val="yellow"/>
         </w:rPr>
       </w:pPr>
       <w:r>
         <w:rPr>
           <w:rFonts w:ascii="Georgia" w:hAnsi="Georgia"/>
+          <w:highlight w:val="yellow"/>
         </w:rPr>
         <w:t>Coil</w:t>
       </w:r>
@@ -87,11 +93,13 @@
         <w:spacing w:line="360" w:lineRule="auto"/>
         <w:rPr>
           <w:rFonts w:ascii="Georgia" w:hAnsi="Georgia"/>
+          <w:highlight w:val="yellow"/>
         </w:rPr>
       </w:pPr>
       <w:r>
         <w:rPr>
           <w:rFonts w:ascii="Georgia" w:hAnsi="Georgia"/>
+          <w:highlight w:val="yellow"/>
         </w:rPr>
         <w:t>Diode</w:t>
       </w:r>
@@ -106,11 +114,13 @@
         <w:spacing w:line="360" w:lineRule="auto"/>
         <w:rPr>
           <w:rFonts w:ascii="Georgia" w:hAnsi="Georgia"/>
+          <w:highlight w:val="yellow"/>
         </w:rPr>
       </w:pPr>
       <w:r>
         <w:rPr>
           <w:rFonts w:ascii="Georgia" w:hAnsi="Georgia"/>
+          <w:highlight w:val="yellow"/>
         </w:rPr>
         <w:t>Transistor/ Mosfet</w:t>
       </w:r>
@@ -163,11 +173,13 @@
         <w:spacing w:line="360" w:lineRule="auto"/>
         <w:rPr>
           <w:rFonts w:ascii="Georgia" w:hAnsi="Georgia"/>
+          <w:highlight w:val="yellow"/>
         </w:rPr>
       </w:pPr>
       <w:r>
         <w:rPr>
           <w:rFonts w:ascii="Georgia" w:hAnsi="Georgia"/>
+          <w:highlight w:val="yellow"/>
         </w:rPr>
         <w:t>Crystal</w:t>
       </w:r>
@@ -229,7 +241,7 @@
 </file>
 
 <file path=word/numbering.xml><?xml version="1.0" encoding="utf-8"?>
-<w:numbering xmlns:wpc="http://schemas.microsoft.com/office/word/2010/wordprocessingCanvas" xmlns:cx="http://schemas.microsoft.com/office/drawing/2014/chartex" xmlns:cx1="http://schemas.microsoft.com/office/drawing/2015/9/8/chartex" xmlns:cx2="http://schemas.microsoft.com/office/drawing/2015/10/21/chartex" xmlns:cx3="http://schemas.microsoft.com/office/drawing/2016/5/9/chartex" xmlns:cx4="http://schemas.microsoft.com/office/drawing/2016/5/10/chartex" xmlns:cx5="http://schemas.microsoft.com/office/drawing/2016/5/11/chartex" xmlns:cx6="http://schemas.microsoft.com/office/drawing/2016/5/12/chartex" xmlns:cx7="http://schemas.microsoft.com/office/drawing/2016/5/13/chartex" xmlns:cx8="http://schemas.microsoft.com/office/drawing/2016/5/14/chartex" xmlns:mc="http://schemas.openxmlformats.org/markup-compatibility/2006" xmlns:aink="http://schemas.microsoft.com/office/drawing/2016/ink" xmlns:am3d="http://schemas.microsoft.com/office/drawing/2017/model3d" xmlns:o="urn:schemas-microsoft-com:office:office" xmlns:r="http://schemas.openxmlformats.org/officeDocument/2006/relationships" xmlns:m="http://schemas.openxmlformats.org/officeDocument/2006/math" xmlns:v="urn:schemas-microsoft-com:vml" xmlns:wp14="http://schemas.microsoft.com/office/word/2010/wordprocessingDrawing" xmlns:wp="http://schemas.openxmlformats.org/drawingml/2006/wordprocessingDrawing" xmlns:w10="urn:schemas-microsoft-com:office:word" xmlns:w="http://schemas.openxmlformats.org/wordprocessingml/2006/main" xmlns:w14="http://schemas.microsoft.com/office/word/2010/wordml" xmlns:w15="http://schemas.microsoft.com/office/word/2012/wordml" xmlns:w16cex="http://schemas.microsoft.com/office/word/2018/wordml/cex" xmlns:w16cid="http://schemas.microsoft.com/office/word/2016/wordml/cid" xmlns:w16="http://schemas.microsoft.com/office/word/2018/wordml" xmlns:w16sdtdh="http://schemas.microsoft.com/office/word/2020/wordml/sdtdatahash" xmlns:w16se="http://schemas.microsoft.com/office/word/2015/wordml/symex" xmlns:wpg="http://schemas.microsoft.com/office/word/2010/wordprocessingGroup" xmlns:wpi="http://schemas.microsoft.com/office/word/2010/wordprocessingInk" xmlns:wne="http://schemas.microsoft.com/office/word/2006/wordml" xmlns:wps="http://schemas.microsoft.com/office/word/2010/wordprocessingShape" mc:Ignorable="w14 w15 w16se w16cid w16 w16cex w16sdtdh wp14">
+<w:numbering xmlns:wpc="http://schemas.microsoft.com/office/word/2010/wordprocessingCanvas" xmlns:cx="http://schemas.microsoft.com/office/drawing/2014/chartex" xmlns:cx1="http://schemas.microsoft.com/office/drawing/2015/9/8/chartex" xmlns:cx2="http://schemas.microsoft.com/office/drawing/2015/10/21/chartex" xmlns:cx3="http://schemas.microsoft.com/office/drawing/2016/5/9/chartex" xmlns:cx4="http://schemas.microsoft.com/office/drawing/2016/5/10/chartex" xmlns:cx5="http://schemas.microsoft.com/office/drawing/2016/5/11/chartex" xmlns:cx6="http://schemas.microsoft.com/office/drawing/2016/5/12/chartex" xmlns:cx7="http://schemas.microsoft.com/office/drawing/2016/5/13/chartex" xmlns:cx8="http://schemas.microsoft.com/office/drawing/2016/5/14/chartex" xmlns:mc="http://schemas.openxmlformats.org/markup-compatibility/2006" xmlns:aink="http://schemas.microsoft.com/office/drawing/2016/ink" xmlns:am3d="http://schemas.microsoft.com/office/drawing/2017/model3d" xmlns:o="urn:schemas-microsoft-com:office:office" xmlns:oel="http://schemas.microsoft.com/office/2019/extlst" xmlns:r="http://schemas.openxmlformats.org/officeDocument/2006/relationships" xmlns:m="http://schemas.openxmlformats.org/officeDocument/2006/math" xmlns:v="urn:schemas-microsoft-com:vml" xmlns:wp14="http://schemas.microsoft.com/office/word/2010/wordprocessingDrawing" xmlns:wp="http://schemas.openxmlformats.org/drawingml/2006/wordprocessingDrawing" xmlns:w10="urn:schemas-microsoft-com:office:word" xmlns:w="http://schemas.openxmlformats.org/wordprocessingml/2006/main" xmlns:w14="http://schemas.microsoft.com/office/word/2010/wordml" xmlns:w15="http://schemas.microsoft.com/office/word/2012/wordml" xmlns:w16cex="http://schemas.microsoft.com/office/word/2018/wordml/cex" xmlns:w16cid="http://schemas.microsoft.com/office/word/2016/wordml/cid" xmlns:w16="http://schemas.microsoft.com/office/word/2018/wordml" xmlns:w16sdtdh="http://schemas.microsoft.com/office/word/2020/wordml/sdtdatahash" xmlns:w16se="http://schemas.microsoft.com/office/word/2015/wordml/symex" xmlns:wpg="http://schemas.microsoft.com/office/word/2010/wordprocessingGroup" xmlns:wpi="http://schemas.microsoft.com/office/word/2010/wordprocessingInk" xmlns:wne="http://schemas.microsoft.com/office/word/2006/wordml" xmlns:wps="http://schemas.microsoft.com/office/word/2010/wordprocessingShape" mc:Ignorable="w14 w15 w16se w16cid w16 w16cex w16sdtdh wp14">
   <w:abstractNum w:abstractNumId="0" w15:restartNumberingAfterBreak="0">
     <w:nsid w:val="36E075A3"/>
     <w:multiLevelType w:val="hybridMultilevel"/>
@@ -408,10 +420,10 @@
       </w:pPr>
     </w:lvl>
   </w:abstractNum>
-  <w:num w:numId="1">
+  <w:num w:numId="1" w16cid:durableId="1691878403">
     <w:abstractNumId w:val="0"/>
   </w:num>
-  <w:num w:numId="2">
+  <w:num w:numId="2" w16cid:durableId="730811332">
     <w:abstractNumId w:val="1"/>
   </w:num>
 </w:numbering>

--- a/Laptops/2- Electronics Components.docx
+++ b/Laptops/2- Electronics Components.docx
@@ -135,11 +135,13 @@
         <w:spacing w:line="360" w:lineRule="auto"/>
         <w:rPr>
           <w:rFonts w:ascii="Georgia" w:hAnsi="Georgia"/>
+          <w:highlight w:val="yellow"/>
         </w:rPr>
       </w:pPr>
       <w:r>
         <w:rPr>
           <w:rFonts w:ascii="Georgia" w:hAnsi="Georgia"/>
+          <w:highlight w:val="yellow"/>
         </w:rPr>
         <w:t>Transformer</w:t>
       </w:r>
@@ -154,11 +156,13 @@
         <w:spacing w:line="360" w:lineRule="auto"/>
         <w:rPr>
           <w:rFonts w:ascii="Georgia" w:hAnsi="Georgia"/>
+          <w:highlight w:val="yellow"/>
         </w:rPr>
       </w:pPr>
       <w:r>
         <w:rPr>
           <w:rFonts w:ascii="Georgia" w:hAnsi="Georgia"/>
+          <w:highlight w:val="yellow"/>
         </w:rPr>
         <w:t>IC</w:t>
       </w:r>

--- a/Laptops/2- Electronics Components.docx
+++ b/Laptops/2- Electronics Components.docx
@@ -122,7 +122,28 @@
           <w:rFonts w:ascii="Georgia" w:hAnsi="Georgia"/>
           <w:highlight w:val="yellow"/>
         </w:rPr>
-        <w:t>Transistor/ Mosfet</w:t>
+        <w:t xml:space="preserve">Transistor </w:t>
+      </w:r>
+    </w:p>
+    <w:p>
+      <w:pPr>
+        <w:pStyle w:val="ListParagraph"/>
+        <w:numPr>
+          <w:ilvl w:val="0"/>
+          <w:numId w:val="2"/>
+        </w:numPr>
+        <w:spacing w:line="360" w:lineRule="auto"/>
+        <w:rPr>
+          <w:rFonts w:ascii="Georgia" w:hAnsi="Georgia"/>
+          <w:highlight w:val="yellow"/>
+        </w:rPr>
+      </w:pPr>
+      <w:r>
+        <w:rPr>
+          <w:rFonts w:ascii="Georgia" w:hAnsi="Georgia"/>
+          <w:highlight w:val="yellow"/>
+        </w:rPr>
+        <w:t>Mosfet</w:t>
       </w:r>
     </w:p>
     <w:p>
